--- a/docs/安妮播放器全功能介绍与使用说明.docx
+++ b/docs/安妮播放器全功能介绍与使用说明.docx
@@ -5033,13 +5033,22 @@
         <w:t xml:space="preserve">实测校正曲线（内置</w:t>
       </w:r>
       <w:r>
-        <w:t xml:space="preserve"> 189 </w:t>
-      </w:r>
-      <w:r>
-        <w:rPr>
-          <w:rFonts w:hint="eastAsia"/>
-        </w:rPr>
-        <w:t xml:space="preserve">款热门型号精选子集，数据来自</w:t>
+        <w:t xml:space="preserve"> AutoEq </w:t>
+      </w:r>
+      <w:r>
+        <w:rPr>
+          <w:rFonts w:hint="eastAsia"/>
+        </w:rPr>
+        <w:t xml:space="preserve">官方全量库</w:t>
+      </w:r>
+      <w:r>
+        <w:t xml:space="preserve"> 8800+ </w:t>
+      </w:r>
+      <w:r>
+        <w:rPr>
+          <w:rFonts w:hint="eastAsia"/>
+        </w:rPr>
+        <w:t xml:space="preserve">型号，数据来自</w:t>
       </w:r>
       <w:r>
         <w:t xml:space="preserve"> oratory1990 / crinacle / Rtings </w:t>

--- a/docs/安妮播放器全功能介绍与使用说明.docx
+++ b/docs/安妮播放器全功能介绍与使用说明.docx
@@ -38,7 +38,7 @@
         <w:pStyle w:val="Date"/>
       </w:pPr>
       <w:r>
-        <w:t xml:space="preserve">V4.3.0 · 2026-09-27</w:t>
+        <w:t xml:space="preserve">V4.3.1 · 2026-09-27</w:t>
       </w:r>
     </w:p>
     <w:sdt>
@@ -2943,7 +2943,34 @@
         <w:rPr>
           <w:rFonts w:hint="eastAsia"/>
         </w:rPr>
-        <w:t xml:space="preserve">音质下拉；歌单详情</w:t>
+        <w:t xml:space="preserve">音质下拉；音质列只显示按当前选择实际会播的档位（选</w:t>
+      </w:r>
+      <w:r>
+        <w:t xml:space="preserve"> FLAC </w:t>
+      </w:r>
+      <w:r>
+        <w:rPr>
+          <w:rFonts w:hint="eastAsia"/>
+        </w:rPr>
+        <w:t xml:space="preserve">时没有无损的歌曲自动降级显示</w:t>
+      </w:r>
+      <w:r>
+        <w:t xml:space="preserve"> </w:t>
+      </w:r>
+      <w:r>
+        <w:rPr>
+          <w:rFonts w:hint="eastAsia"/>
+        </w:rPr>
+        <w:t xml:space="preserve">320K/128K）；外文歌词自动显示中文翻译（源自带译文轨，设置</w:t>
+      </w:r>
+      <w:r>
+        <w:t xml:space="preserve"> → </w:t>
+      </w:r>
+      <w:r>
+        <w:rPr>
+          <w:rFonts w:hint="eastAsia"/>
+        </w:rPr>
+        <w:t xml:space="preserve">歌词「显示翻译行」可关）；歌单详情</w:t>
       </w:r>
       <w:r>
         <w:t xml:space="preserve"> ☆ </w:t>
@@ -3023,6 +3050,24 @@
         <w:rPr>
           <w:rFonts w:hint="eastAsia"/>
         </w:rPr>
+        <w:t xml:space="preserve">译文字号</w:t>
+      </w:r>
+      <w:r>
+        <w:t xml:space="preserve"> </w:t>
+      </w:r>
+      <w:r>
+        <w:rPr>
+          <w:rFonts w:hint="eastAsia"/>
+        </w:rPr>
+        <w:t xml:space="preserve">70–160%（独立缩放）/</w:t>
+      </w:r>
+      <w:r>
+        <w:t xml:space="preserve"> </w:t>
+      </w:r>
+      <w:r>
+        <w:rPr>
+          <w:rFonts w:hint="eastAsia"/>
+        </w:rPr>
         <w:t xml:space="preserve">行距</w:t>
       </w:r>
       <w:r>
@@ -3041,7 +3086,16 @@
         <w:rPr>
           <w:rFonts w:hint="eastAsia"/>
         </w:rPr>
-        <w:t xml:space="preserve">0–12（0=自动，仅逐字歌词）；主界面、沉浸页、迷你三处同步</w:t>
+        <w:t xml:space="preserve">0–12（0=自动，仅逐字歌词）/</w:t>
+      </w:r>
+      <w:r>
+        <w:t xml:space="preserve"> </w:t>
+      </w:r>
+      <w:r>
+        <w:rPr>
+          <w:rFonts w:hint="eastAsia"/>
+        </w:rPr>
+        <w:t xml:space="preserve">歌词虚化开关（非当前行模糊，默认开）；主界面、沉浸页、迷你三处同步</w:t>
       </w:r>
     </w:p>
     <w:p>
@@ -3782,7 +3836,16 @@
         <w:rPr>
           <w:rFonts w:hint="eastAsia"/>
         </w:rPr>
-        <w:t xml:space="preserve">报告，不在列表打标记）/</w:t>
+        <w:t xml:space="preserve">报告，不在列表打标记；启动检测前会提示结果仅供参考，建议用</w:t>
+      </w:r>
+      <w:r>
+        <w:t xml:space="preserve"> Q </w:t>
+      </w:r>
+      <w:r>
+        <w:rPr>
+          <w:rFonts w:hint="eastAsia"/>
+        </w:rPr>
+        <w:t xml:space="preserve">群专用检测工具）/</w:t>
       </w:r>
       <w:r>
         <w:t xml:space="preserve"> </w:t>
@@ -4166,7 +4229,16 @@
         <w:t xml:space="preserve">高亮）；可改关键词重搜；保存项：旁挂</w:t>
       </w:r>
       <w:r>
-        <w:t xml:space="preserve"> .lrc / cover.jpg / </w:t>
+        <w:t xml:space="preserve"> </w:t>
+      </w:r>
+      <w:r>
+        <w:rPr>
+          <w:rFonts w:hint="eastAsia"/>
+        </w:rPr>
+        <w:t xml:space="preserve">.lrc（含中文翻译行，源自带译文轨时自动合并）/</w:t>
+      </w:r>
+      <w:r>
+        <w:t xml:space="preserve"> cover.jpg / </w:t>
       </w:r>
       <w:r>
         <w:rPr>

--- a/docs/安妮播放器全功能介绍与使用说明.docx
+++ b/docs/安妮播放器全功能介绍与使用说明.docx
@@ -38,7 +38,7 @@
         <w:pStyle w:val="Date"/>
       </w:pPr>
       <w:r>
-        <w:t xml:space="preserve">V4.3.1 · 2026-09-27</w:t>
+        <w:t xml:space="preserve">V4.3.2 · 2026-09-27</w:t>
       </w:r>
     </w:p>
     <w:sdt>
@@ -2429,15 +2429,6 @@
         <w:t xml:space="preserve">桌面歌词</w:t>
       </w:r>
       <w:r>
-        <w:t xml:space="preserve"> / ≣ </w:t>
-      </w:r>
-      <w:r>
-        <w:rPr>
-          <w:rFonts w:hint="eastAsia"/>
-        </w:rPr>
-        <w:t xml:space="preserve">均衡器</w:t>
-      </w:r>
-      <w:r>
         <w:t xml:space="preserve"> / ⚙ </w:t>
       </w:r>
       <w:r>
@@ -2778,7 +2769,16 @@
         <w:rPr>
           <w:rFonts w:hint="eastAsia"/>
         </w:rPr>
-        <w:t xml:space="preserve">评论（网易云热门评论，本地曲目自动按歌名+歌手匹配）；⤡</w:t>
+        <w:t xml:space="preserve">评论（网易云热门评论，本地曲目自动按歌名+歌手匹配），面板左缘外侧</w:t>
+      </w:r>
+      <w:r>
+        <w:t xml:space="preserve"> ❯ </w:t>
+      </w:r>
+      <w:r>
+        <w:rPr>
+          <w:rFonts w:hint="eastAsia"/>
+        </w:rPr>
+        <w:t xml:space="preserve">小标签一键收回；⤡</w:t>
       </w:r>
       <w:r>
         <w:t xml:space="preserve"> </w:t>
@@ -3307,7 +3307,16 @@
         <w:rPr>
           <w:rFonts w:hint="eastAsia"/>
         </w:rPr>
-        <w:t xml:space="preserve">托盘驻留</w:t>
+        <w:t xml:space="preserve">关闭按钮行为（每次询问/最小化到托盘/直接退出）/</w:t>
+      </w:r>
+      <w:r>
+        <w:t xml:space="preserve"> </w:t>
+      </w:r>
+      <w:r>
+        <w:rPr>
+          <w:rFonts w:hint="eastAsia"/>
+        </w:rPr>
+        <w:t xml:space="preserve">全局快捷键</w:t>
       </w:r>
       <w:r>
         <w:t xml:space="preserve"> / </w:t>
@@ -3316,7 +3325,7 @@
         <w:rPr>
           <w:rFonts w:hint="eastAsia"/>
         </w:rPr>
-        <w:t xml:space="preserve">全局快捷键</w:t>
+        <w:t xml:space="preserve">界面主题</w:t>
       </w:r>
       <w:r>
         <w:t xml:space="preserve"> / </w:t>
@@ -3325,7 +3334,25 @@
         <w:rPr>
           <w:rFonts w:hint="eastAsia"/>
         </w:rPr>
-        <w:t xml:space="preserve">界面主题</w:t>
+        <w:t xml:space="preserve">强调色色板（7</w:t>
+      </w:r>
+      <w:r>
+        <w:t xml:space="preserve"> </w:t>
+      </w:r>
+      <w:r>
+        <w:rPr>
+          <w:rFonts w:hint="eastAsia"/>
+        </w:rPr>
+        <w:t xml:space="preserve">色，三主题同步）/</w:t>
+      </w:r>
+      <w:r>
+        <w:t xml:space="preserve"> AM </w:t>
+      </w:r>
+      <w:r>
+        <w:rPr>
+          <w:rFonts w:hint="eastAsia"/>
+        </w:rPr>
+        <w:t xml:space="preserve">频谱条开关</w:t>
       </w:r>
       <w:r>
         <w:t xml:space="preserve"> / </w:t>
@@ -3334,25 +3361,16 @@
         <w:rPr>
           <w:rFonts w:hint="eastAsia"/>
         </w:rPr>
-        <w:t xml:space="preserve">强调色色板（7</w:t>
-      </w:r>
-      <w:r>
-        <w:t xml:space="preserve"> </w:t>
-      </w:r>
-      <w:r>
-        <w:rPr>
-          <w:rFonts w:hint="eastAsia"/>
-        </w:rPr>
-        <w:t xml:space="preserve">色，三主题同步）/</w:t>
-      </w:r>
-      <w:r>
-        <w:t xml:space="preserve"> AM </w:t>
-      </w:r>
-      <w:r>
-        <w:rPr>
-          <w:rFonts w:hint="eastAsia"/>
-        </w:rPr>
-        <w:t xml:space="preserve">频谱条开关</w:t>
+        <w:t xml:space="preserve">氛围模式入口</w:t>
+      </w:r>
+      <w:r>
+        <w:t xml:space="preserve"> / FB2K </w:t>
+      </w:r>
+      <w:r>
+        <w:rPr>
+          <w:rFonts w:hint="eastAsia"/>
+        </w:rPr>
+        <w:t xml:space="preserve">暗色</w:t>
       </w:r>
       <w:r>
         <w:t xml:space="preserve"> / </w:t>
@@ -3361,16 +3379,7 @@
         <w:rPr>
           <w:rFonts w:hint="eastAsia"/>
         </w:rPr>
-        <w:t xml:space="preserve">氛围模式入口</w:t>
-      </w:r>
-      <w:r>
-        <w:t xml:space="preserve"> / FB2K </w:t>
-      </w:r>
-      <w:r>
-        <w:rPr>
-          <w:rFonts w:hint="eastAsia"/>
-        </w:rPr>
-        <w:t xml:space="preserve">暗色</w:t>
+        <w:t xml:space="preserve">配色方案四卡</w:t>
       </w:r>
       <w:r>
         <w:t xml:space="preserve"> / </w:t>
@@ -3379,7 +3388,35 @@
         <w:rPr>
           <w:rFonts w:hint="eastAsia"/>
         </w:rPr>
-        <w:t xml:space="preserve">配色方案四卡</w:t>
+        <w:t xml:space="preserve">界面动效三档（完整/精简/关闭）</w:t>
+      </w:r>
+    </w:p>
+    <w:p>
+      <w:pPr>
+        <w:pStyle w:val="BodyText"/>
+      </w:pPr>
+      <w:r>
+        <w:rPr>
+          <w:rFonts w:hint="eastAsia"/>
+          <w:b/>
+          <w:bCs/>
+        </w:rPr>
+        <w:t xml:space="preserve">音频输出</w:t>
+      </w:r>
+      <w:r>
+        <w:rPr>
+          <w:rFonts w:hint="eastAsia"/>
+        </w:rPr>
+        <w:t xml:space="preserve">：输出模式（WASAPI/ASIO）+</w:t>
+      </w:r>
+      <w:r>
+        <w:t xml:space="preserve"> </w:t>
+      </w:r>
+      <w:r>
+        <w:rPr>
+          <w:rFonts w:hint="eastAsia"/>
+        </w:rPr>
+        <w:t xml:space="preserve">设备下拉</w:t>
       </w:r>
       <w:r>
         <w:t xml:space="preserve"> / </w:t>
@@ -3388,35 +3425,16 @@
         <w:rPr>
           <w:rFonts w:hint="eastAsia"/>
         </w:rPr>
-        <w:t xml:space="preserve">界面动效三档（完整/精简/关闭）</w:t>
-      </w:r>
-    </w:p>
-    <w:p>
-      <w:pPr>
-        <w:pStyle w:val="BodyText"/>
-      </w:pPr>
-      <w:r>
-        <w:rPr>
-          <w:rFonts w:hint="eastAsia"/>
-          <w:b/>
-          <w:bCs/>
-        </w:rPr>
-        <w:t xml:space="preserve">音频输出</w:t>
-      </w:r>
-      <w:r>
-        <w:rPr>
-          <w:rFonts w:hint="eastAsia"/>
-        </w:rPr>
-        <w:t xml:space="preserve">：输出模式（WASAPI/ASIO）+</w:t>
-      </w:r>
-      <w:r>
-        <w:t xml:space="preserve"> </w:t>
-      </w:r>
-      <w:r>
-        <w:rPr>
-          <w:rFonts w:hint="eastAsia"/>
-        </w:rPr>
-        <w:t xml:space="preserve">设备下拉</w:t>
+        <w:t xml:space="preserve">独占开关</w:t>
+      </w:r>
+      <w:r>
+        <w:t xml:space="preserve"> / DSD </w:t>
+      </w:r>
+      <w:r>
+        <w:rPr>
+          <w:rFonts w:hint="eastAsia"/>
+        </w:rPr>
+        <w:t xml:space="preserve">输出方式</w:t>
       </w:r>
       <w:r>
         <w:t xml:space="preserve"> / </w:t>
@@ -3425,16 +3443,53 @@
         <w:rPr>
           <w:rFonts w:hint="eastAsia"/>
         </w:rPr>
-        <w:t xml:space="preserve">独占开关</w:t>
-      </w:r>
-      <w:r>
-        <w:t xml:space="preserve"> / DSD </w:t>
-      </w:r>
-      <w:r>
-        <w:rPr>
-          <w:rFonts w:hint="eastAsia"/>
-        </w:rPr>
-        <w:t xml:space="preserve">输出方式</w:t>
+        <w:t xml:space="preserve">音频缓冲</w:t>
+      </w:r>
+      <w:r>
+        <w:t xml:space="preserve"> </w:t>
+      </w:r>
+      <w:r>
+        <w:rPr>
+          <w:rFonts w:hint="eastAsia"/>
+        </w:rPr>
+        <w:t xml:space="preserve">50–500ms（卡顿调大）/</w:t>
+      </w:r>
+      <w:r>
+        <w:t xml:space="preserve"> </w:t>
+      </w:r>
+      <w:r>
+        <w:rPr>
+          <w:rFonts w:hint="eastAsia"/>
+        </w:rPr>
+        <w:t xml:space="preserve">整轨预载（机械硬盘建议开）/</w:t>
+      </w:r>
+      <w:r>
+        <w:t xml:space="preserve"> </w:t>
+      </w:r>
+      <w:r>
+        <w:rPr>
+          <w:rFonts w:hint="eastAsia"/>
+        </w:rPr>
+        <w:t xml:space="preserve">输出健康卡片（爆音自查先看欠载计数）</w:t>
+      </w:r>
+    </w:p>
+    <w:p>
+      <w:pPr>
+        <w:pStyle w:val="BodyText"/>
+      </w:pPr>
+      <w:r>
+        <w:rPr>
+          <w:rFonts w:hint="eastAsia"/>
+          <w:b/>
+          <w:bCs/>
+        </w:rPr>
+        <w:t xml:space="preserve">播放</w:t>
+      </w:r>
+      <w:r>
+        <w:rPr>
+          <w:rFonts w:hint="eastAsia"/>
+        </w:rPr>
+        <w:t xml:space="preserve">：默认播放模式</w:t>
       </w:r>
       <w:r>
         <w:t xml:space="preserve"> / </w:t>
@@ -3443,53 +3498,125 @@
         <w:rPr>
           <w:rFonts w:hint="eastAsia"/>
         </w:rPr>
-        <w:t xml:space="preserve">音频缓冲</w:t>
-      </w:r>
-      <w:r>
-        <w:t xml:space="preserve"> </w:t>
-      </w:r>
-      <w:r>
-        <w:rPr>
-          <w:rFonts w:hint="eastAsia"/>
-        </w:rPr>
-        <w:t xml:space="preserve">50–500ms（卡顿调大）/</w:t>
-      </w:r>
-      <w:r>
-        <w:t xml:space="preserve"> </w:t>
-      </w:r>
-      <w:r>
-        <w:rPr>
-          <w:rFonts w:hint="eastAsia"/>
-        </w:rPr>
-        <w:t xml:space="preserve">整轨预载（机械硬盘建议开）/</w:t>
-      </w:r>
-      <w:r>
-        <w:t xml:space="preserve"> </w:t>
-      </w:r>
-      <w:r>
-        <w:rPr>
-          <w:rFonts w:hint="eastAsia"/>
-        </w:rPr>
-        <w:t xml:space="preserve">输出健康卡片（爆音自查先看欠载计数）</w:t>
-      </w:r>
-    </w:p>
-    <w:p>
-      <w:pPr>
-        <w:pStyle w:val="BodyText"/>
-      </w:pPr>
-      <w:r>
-        <w:rPr>
-          <w:rFonts w:hint="eastAsia"/>
-          <w:b/>
-          <w:bCs/>
-        </w:rPr>
-        <w:t xml:space="preserve">播放</w:t>
-      </w:r>
-      <w:r>
-        <w:rPr>
-          <w:rFonts w:hint="eastAsia"/>
-        </w:rPr>
-        <w:t xml:space="preserve">：默认播放模式</w:t>
+        <w:t xml:space="preserve">交叉淡入</w:t>
+      </w:r>
+      <w:r>
+        <w:t xml:space="preserve"> 0–10s / </w:t>
+      </w:r>
+      <w:r>
+        <w:rPr>
+          <w:rFonts w:hint="eastAsia"/>
+        </w:rPr>
+        <w:t xml:space="preserve">无缝播放</w:t>
+      </w:r>
+      <w:r>
+        <w:t xml:space="preserve"> </w:t>
+      </w:r>
+      <w:r>
+        <w:rPr>
+          <w:rFonts w:hint="eastAsia"/>
+        </w:rPr>
+        <w:t xml:space="preserve">Gapless（默认开，切歌不断流）/</w:t>
+      </w:r>
+      <w:r>
+        <w:t xml:space="preserve"> </w:t>
+      </w:r>
+      <w:r>
+        <w:rPr>
+          <w:rFonts w:hint="eastAsia"/>
+        </w:rPr>
+        <w:t xml:space="preserve">响度均衡（EBU</w:t>
+      </w:r>
+      <w:r>
+        <w:t xml:space="preserve"> R128 </w:t>
+      </w:r>
+      <w:r>
+        <w:rPr>
+          <w:rFonts w:hint="eastAsia"/>
+        </w:rPr>
+        <w:t xml:space="preserve">目标</w:t>
+      </w:r>
+      <w:r>
+        <w:t xml:space="preserve"> -16 </w:t>
+      </w:r>
+      <w:r>
+        <w:rPr>
+          <w:rFonts w:hint="eastAsia"/>
+        </w:rPr>
+        <w:t xml:space="preserve">LUFS，曲目自带</w:t>
+      </w:r>
+      <w:r>
+        <w:t xml:space="preserve"> ReplayGain </w:t>
+      </w:r>
+      <w:r>
+        <w:rPr>
+          <w:rFonts w:hint="eastAsia"/>
+        </w:rPr>
+        <w:t xml:space="preserve">标签直接采用）/</w:t>
+      </w:r>
+      <w:r>
+        <w:t xml:space="preserve"> </w:t>
+      </w:r>
+      <w:r>
+        <w:rPr>
+          <w:rFonts w:hint="eastAsia"/>
+        </w:rPr>
+        <w:t xml:space="preserve">重采样质量（标准/高质量</w:t>
+      </w:r>
+      <w:r>
+        <w:t xml:space="preserve"> 64 </w:t>
+      </w:r>
+      <w:r>
+        <w:rPr>
+          <w:rFonts w:hint="eastAsia"/>
+        </w:rPr>
+        <w:t xml:space="preserve">阶滤波）/</w:t>
+      </w:r>
+      <w:r>
+        <w:t xml:space="preserve"> 15 </w:t>
+      </w:r>
+      <w:r>
+        <w:rPr>
+          <w:rFonts w:hint="eastAsia"/>
+        </w:rPr>
+        <w:t xml:space="preserve">段均衡器</w:t>
+      </w:r>
+    </w:p>
+    <w:p>
+      <w:pPr>
+        <w:pStyle w:val="BodyText"/>
+      </w:pPr>
+      <w:r>
+        <w:rPr>
+          <w:rFonts w:hint="eastAsia"/>
+          <w:b/>
+          <w:bCs/>
+        </w:rPr>
+        <w:t xml:space="preserve">效果器</w:t>
+      </w:r>
+      <w:r>
+        <w:rPr>
+          <w:rFonts w:hint="eastAsia"/>
+        </w:rPr>
+        <w:t xml:space="preserve">：VST3</w:t>
+      </w:r>
+      <w:r>
+        <w:t xml:space="preserve"> </w:t>
+      </w:r>
+      <w:r>
+        <w:rPr>
+          <w:rFonts w:hint="eastAsia"/>
+        </w:rPr>
+        <w:t xml:space="preserve">效果器链：方案保存/导入/导出/A-B</w:t>
+      </w:r>
+      <w:r>
+        <w:t xml:space="preserve"> </w:t>
+      </w:r>
+      <w:r>
+        <w:rPr>
+          <w:rFonts w:hint="eastAsia"/>
+        </w:rPr>
+        <w:t xml:space="preserve">对比</w:t>
       </w:r>
       <w:r>
         <w:t xml:space="preserve"> / </w:t>
@@ -3498,125 +3625,25 @@
         <w:rPr>
           <w:rFonts w:hint="eastAsia"/>
         </w:rPr>
-        <w:t xml:space="preserve">交叉淡入</w:t>
-      </w:r>
-      <w:r>
-        <w:t xml:space="preserve"> 0–10s / </w:t>
-      </w:r>
-      <w:r>
-        <w:rPr>
-          <w:rFonts w:hint="eastAsia"/>
-        </w:rPr>
-        <w:t xml:space="preserve">无缝播放</w:t>
-      </w:r>
-      <w:r>
-        <w:t xml:space="preserve"> </w:t>
-      </w:r>
-      <w:r>
-        <w:rPr>
-          <w:rFonts w:hint="eastAsia"/>
-        </w:rPr>
-        <w:t xml:space="preserve">Gapless（默认开，切歌不断流）/</w:t>
-      </w:r>
-      <w:r>
-        <w:t xml:space="preserve"> </w:t>
-      </w:r>
-      <w:r>
-        <w:rPr>
-          <w:rFonts w:hint="eastAsia"/>
-        </w:rPr>
-        <w:t xml:space="preserve">响度均衡（EBU</w:t>
-      </w:r>
-      <w:r>
-        <w:t xml:space="preserve"> R128 </w:t>
-      </w:r>
-      <w:r>
-        <w:rPr>
-          <w:rFonts w:hint="eastAsia"/>
-        </w:rPr>
-        <w:t xml:space="preserve">目标</w:t>
-      </w:r>
-      <w:r>
-        <w:t xml:space="preserve"> -16 </w:t>
-      </w:r>
-      <w:r>
-        <w:rPr>
-          <w:rFonts w:hint="eastAsia"/>
-        </w:rPr>
-        <w:t xml:space="preserve">LUFS，曲目自带</w:t>
-      </w:r>
-      <w:r>
-        <w:t xml:space="preserve"> ReplayGain </w:t>
-      </w:r>
-      <w:r>
-        <w:rPr>
-          <w:rFonts w:hint="eastAsia"/>
-        </w:rPr>
-        <w:t xml:space="preserve">标签直接采用）/</w:t>
-      </w:r>
-      <w:r>
-        <w:t xml:space="preserve"> </w:t>
-      </w:r>
-      <w:r>
-        <w:rPr>
-          <w:rFonts w:hint="eastAsia"/>
-        </w:rPr>
-        <w:t xml:space="preserve">重采样质量（标准/高质量</w:t>
-      </w:r>
-      <w:r>
-        <w:t xml:space="preserve"> 64 </w:t>
-      </w:r>
-      <w:r>
-        <w:rPr>
-          <w:rFonts w:hint="eastAsia"/>
-        </w:rPr>
-        <w:t xml:space="preserve">阶滤波）/</w:t>
-      </w:r>
-      <w:r>
-        <w:t xml:space="preserve"> 15 </w:t>
-      </w:r>
-      <w:r>
-        <w:rPr>
-          <w:rFonts w:hint="eastAsia"/>
-        </w:rPr>
-        <w:t xml:space="preserve">段均衡器</w:t>
-      </w:r>
-    </w:p>
-    <w:p>
-      <w:pPr>
-        <w:pStyle w:val="BodyText"/>
-      </w:pPr>
-      <w:r>
-        <w:rPr>
-          <w:rFonts w:hint="eastAsia"/>
-          <w:b/>
-          <w:bCs/>
-        </w:rPr>
-        <w:t xml:space="preserve">效果器</w:t>
-      </w:r>
-      <w:r>
-        <w:rPr>
-          <w:rFonts w:hint="eastAsia"/>
-        </w:rPr>
-        <w:t xml:space="preserve">：VST3</w:t>
-      </w:r>
-      <w:r>
-        <w:t xml:space="preserve"> </w:t>
-      </w:r>
-      <w:r>
-        <w:rPr>
-          <w:rFonts w:hint="eastAsia"/>
-        </w:rPr>
-        <w:t xml:space="preserve">效果器链：方案保存/导入/导出/A-B</w:t>
-      </w:r>
-      <w:r>
-        <w:t xml:space="preserve"> </w:t>
-      </w:r>
-      <w:r>
-        <w:rPr>
-          <w:rFonts w:hint="eastAsia"/>
-        </w:rPr>
-        <w:t xml:space="preserve">对比</w:t>
+        <w:t xml:space="preserve">每插件实时耗时与自动旁通</w:t>
+      </w:r>
+      <w:r>
+        <w:t xml:space="preserve"> / 🖥 </w:t>
+      </w:r>
+      <w:r>
+        <w:rPr>
+          <w:rFonts w:hint="eastAsia"/>
+        </w:rPr>
+        <w:t xml:space="preserve">原生界面</w:t>
+      </w:r>
+      <w:r>
+        <w:t xml:space="preserve"> / 🎛 </w:t>
+      </w:r>
+      <w:r>
+        <w:rPr>
+          <w:rFonts w:hint="eastAsia"/>
+        </w:rPr>
+        <w:t xml:space="preserve">参数滑杆</w:t>
       </w:r>
       <w:r>
         <w:t xml:space="preserve"> / </w:t>
@@ -3625,25 +3652,35 @@
         <w:rPr>
           <w:rFonts w:hint="eastAsia"/>
         </w:rPr>
-        <w:t xml:space="preserve">每插件实时耗时与自动旁通</w:t>
-      </w:r>
-      <w:r>
-        <w:t xml:space="preserve"> / 🖥 </w:t>
-      </w:r>
-      <w:r>
-        <w:rPr>
-          <w:rFonts w:hint="eastAsia"/>
-        </w:rPr>
-        <w:t xml:space="preserve">原生界面</w:t>
-      </w:r>
-      <w:r>
-        <w:t xml:space="preserve"> / 🎛 </w:t>
-      </w:r>
-      <w:r>
-        <w:rPr>
-          <w:rFonts w:hint="eastAsia"/>
-        </w:rPr>
-        <w:t xml:space="preserve">参数滑杆</w:t>
+        <w:t xml:space="preserve">扫描系统插件或添加</w:t>
+      </w:r>
+      <w:r>
+        <w:t xml:space="preserve"> .vst3 </w:t>
+      </w:r>
+      <w:r>
+        <w:rPr>
+          <w:rFonts w:hint="eastAsia"/>
+        </w:rPr>
+        <w:t xml:space="preserve">文件</w:t>
+      </w:r>
+    </w:p>
+    <w:p>
+      <w:pPr>
+        <w:pStyle w:val="BodyText"/>
+      </w:pPr>
+      <w:r>
+        <w:rPr>
+          <w:rFonts w:hint="eastAsia"/>
+          <w:b/>
+          <w:bCs/>
+        </w:rPr>
+        <w:t xml:space="preserve">歌词</w:t>
+      </w:r>
+      <w:r>
+        <w:rPr>
+          <w:rFonts w:hint="eastAsia"/>
+        </w:rPr>
+        <w:t xml:space="preserve">：逐字卡拉OK</w:t>
       </w:r>
       <w:r>
         <w:t xml:space="preserve"> / </w:t>
@@ -3652,35 +3689,7 @@
         <w:rPr>
           <w:rFonts w:hint="eastAsia"/>
         </w:rPr>
-        <w:t xml:space="preserve">扫描系统插件或添加</w:t>
-      </w:r>
-      <w:r>
-        <w:t xml:space="preserve"> .vst3 </w:t>
-      </w:r>
-      <w:r>
-        <w:rPr>
-          <w:rFonts w:hint="eastAsia"/>
-        </w:rPr>
-        <w:t xml:space="preserve">文件</w:t>
-      </w:r>
-    </w:p>
-    <w:p>
-      <w:pPr>
-        <w:pStyle w:val="BodyText"/>
-      </w:pPr>
-      <w:r>
-        <w:rPr>
-          <w:rFonts w:hint="eastAsia"/>
-          <w:b/>
-          <w:bCs/>
-        </w:rPr>
-        <w:t xml:space="preserve">歌词</w:t>
-      </w:r>
-      <w:r>
-        <w:rPr>
-          <w:rFonts w:hint="eastAsia"/>
-        </w:rPr>
-        <w:t xml:space="preserve">：逐字卡拉OK</w:t>
+        <w:t xml:space="preserve">翻译行</w:t>
       </w:r>
       <w:r>
         <w:t xml:space="preserve"> / </w:t>
@@ -3689,7 +3698,16 @@
         <w:rPr>
           <w:rFonts w:hint="eastAsia"/>
         </w:rPr>
-        <w:t xml:space="preserve">翻译行</w:t>
+        <w:t xml:space="preserve">桌面歌词</w:t>
+      </w:r>
+      <w:r>
+        <w:t xml:space="preserve"> / AM </w:t>
+      </w:r>
+      <w:r>
+        <w:rPr>
+          <w:rFonts w:hint="eastAsia"/>
+        </w:rPr>
+        <w:t xml:space="preserve">歌词外观</w:t>
       </w:r>
       <w:r>
         <w:t xml:space="preserve"> / </w:t>
@@ -3698,16 +3716,7 @@
         <w:rPr>
           <w:rFonts w:hint="eastAsia"/>
         </w:rPr>
-        <w:t xml:space="preserve">桌面歌词</w:t>
-      </w:r>
-      <w:r>
-        <w:t xml:space="preserve"> / AM </w:t>
-      </w:r>
-      <w:r>
-        <w:rPr>
-          <w:rFonts w:hint="eastAsia"/>
-        </w:rPr>
-        <w:t xml:space="preserve">歌词外观</w:t>
+        <w:t xml:space="preserve">在线匹配默认保存项</w:t>
       </w:r>
       <w:r>
         <w:t xml:space="preserve"> / </w:t>
@@ -3716,7 +3725,100 @@
         <w:rPr>
           <w:rFonts w:hint="eastAsia"/>
         </w:rPr>
-        <w:t xml:space="preserve">在线匹配默认保存项</w:t>
+        <w:t xml:space="preserve">舞台歌词模式与辉光</w:t>
+      </w:r>
+    </w:p>
+    <w:p>
+      <w:pPr>
+        <w:pStyle w:val="BodyText"/>
+      </w:pPr>
+      <w:r>
+        <w:rPr>
+          <w:rFonts w:hint="eastAsia"/>
+          <w:b/>
+          <w:bCs/>
+        </w:rPr>
+        <w:t xml:space="preserve">视觉舞台</w:t>
+      </w:r>
+      <w:r>
+        <w:rPr>
+          <w:rFonts w:hint="eastAsia"/>
+        </w:rPr>
+        <w:t xml:space="preserve">：13</w:t>
+      </w:r>
+      <w:r>
+        <w:t xml:space="preserve"> </w:t>
+      </w:r>
+      <w:r>
+        <w:rPr>
+          <w:rFonts w:hint="eastAsia"/>
+        </w:rPr>
+        <w:t xml:space="preserve">个视觉预设</w:t>
+      </w:r>
+      <w:r>
+        <w:t xml:space="preserve"> + </w:t>
+      </w:r>
+      <w:r>
+        <w:rPr>
+          <w:rFonts w:hint="eastAsia"/>
+        </w:rPr>
+        <w:t xml:space="preserve">粒子强度/大小/速度/扭曲/飘散/色彩/节拍震屏/封面粒子密度微调</w:t>
+      </w:r>
+    </w:p>
+    <w:p>
+      <w:pPr>
+        <w:pStyle w:val="BodyText"/>
+      </w:pPr>
+      <w:r>
+        <w:rPr>
+          <w:rFonts w:hint="eastAsia"/>
+          <w:b/>
+          <w:bCs/>
+        </w:rPr>
+        <w:t xml:space="preserve">媒体库</w:t>
+      </w:r>
+      <w:r>
+        <w:rPr>
+          <w:rFonts w:hint="eastAsia"/>
+        </w:rPr>
+        <w:t xml:space="preserve">：文件夹管理</w:t>
+      </w:r>
+      <w:r>
+        <w:t xml:space="preserve"> + </w:t>
+      </w:r>
+      <w:r>
+        <w:rPr>
+          <w:rFonts w:hint="eastAsia"/>
+        </w:rPr>
+        <w:t xml:space="preserve">重扫；文件夹自动监听：拷入/删除歌曲约</w:t>
+      </w:r>
+      <w:r>
+        <w:t xml:space="preserve"> 3 </w:t>
+      </w:r>
+      <w:r>
+        <w:rPr>
+          <w:rFonts w:hint="eastAsia"/>
+        </w:rPr>
+        <w:t xml:space="preserve">秒自动刷新</w:t>
+      </w:r>
+    </w:p>
+    <w:p>
+      <w:pPr>
+        <w:pStyle w:val="BodyText"/>
+      </w:pPr>
+      <w:r>
+        <w:rPr>
+          <w:rFonts w:hint="eastAsia"/>
+          <w:b/>
+          <w:bCs/>
+        </w:rPr>
+        <w:t xml:space="preserve">曲库工具</w:t>
+      </w:r>
+      <w:r>
+        <w:rPr>
+          <w:rFonts w:hint="eastAsia"/>
+        </w:rPr>
+        <w:t xml:space="preserve">：响度补算</w:t>
       </w:r>
       <w:r>
         <w:t xml:space="preserve"> / </w:t>
@@ -3725,100 +3827,117 @@
         <w:rPr>
           <w:rFonts w:hint="eastAsia"/>
         </w:rPr>
-        <w:t xml:space="preserve">舞台歌词模式与辉光</w:t>
-      </w:r>
-    </w:p>
-    <w:p>
-      <w:pPr>
-        <w:pStyle w:val="BodyText"/>
-      </w:pPr>
-      <w:r>
-        <w:rPr>
-          <w:rFonts w:hint="eastAsia"/>
-          <w:b/>
-          <w:bCs/>
-        </w:rPr>
-        <w:t xml:space="preserve">视觉舞台</w:t>
-      </w:r>
-      <w:r>
-        <w:rPr>
-          <w:rFonts w:hint="eastAsia"/>
-        </w:rPr>
-        <w:t xml:space="preserve">：13</w:t>
-      </w:r>
-      <w:r>
-        <w:t xml:space="preserve"> </w:t>
-      </w:r>
-      <w:r>
-        <w:rPr>
-          <w:rFonts w:hint="eastAsia"/>
-        </w:rPr>
-        <w:t xml:space="preserve">个视觉预设</w:t>
-      </w:r>
-      <w:r>
-        <w:t xml:space="preserve"> + </w:t>
-      </w:r>
-      <w:r>
-        <w:rPr>
-          <w:rFonts w:hint="eastAsia"/>
-        </w:rPr>
-        <w:t xml:space="preserve">粒子强度/大小/速度/扭曲/飘散/色彩/节拍震屏/封面粒子密度微调</w:t>
-      </w:r>
-    </w:p>
-    <w:p>
-      <w:pPr>
-        <w:pStyle w:val="BodyText"/>
-      </w:pPr>
-      <w:r>
-        <w:rPr>
-          <w:rFonts w:hint="eastAsia"/>
-          <w:b/>
-          <w:bCs/>
-        </w:rPr>
-        <w:t xml:space="preserve">媒体库</w:t>
-      </w:r>
-      <w:r>
-        <w:rPr>
-          <w:rFonts w:hint="eastAsia"/>
-        </w:rPr>
-        <w:t xml:space="preserve">：文件夹管理</w:t>
-      </w:r>
-      <w:r>
-        <w:t xml:space="preserve"> + </w:t>
-      </w:r>
-      <w:r>
-        <w:rPr>
-          <w:rFonts w:hint="eastAsia"/>
-        </w:rPr>
-        <w:t xml:space="preserve">重扫；文件夹自动监听：拷入/删除歌曲约</w:t>
-      </w:r>
-      <w:r>
-        <w:t xml:space="preserve"> 3 </w:t>
-      </w:r>
-      <w:r>
-        <w:rPr>
-          <w:rFonts w:hint="eastAsia"/>
-        </w:rPr>
-        <w:t xml:space="preserve">秒自动刷新</w:t>
-      </w:r>
-    </w:p>
-    <w:p>
-      <w:pPr>
-        <w:pStyle w:val="BodyText"/>
-      </w:pPr>
-      <w:r>
-        <w:rPr>
-          <w:rFonts w:hint="eastAsia"/>
-          <w:b/>
-          <w:bCs/>
-        </w:rPr>
-        <w:t xml:space="preserve">曲库工具</w:t>
-      </w:r>
-      <w:r>
-        <w:rPr>
-          <w:rFonts w:hint="eastAsia"/>
-        </w:rPr>
-        <w:t xml:space="preserve">：响度补算</w:t>
+        <w:t xml:space="preserve">无损鉴别（整库/文件夹/单曲三种范围，四方法加权融合，可导出</w:t>
+      </w:r>
+      <w:r>
+        <w:t xml:space="preserve"> CSV/HTML </w:t>
+      </w:r>
+      <w:r>
+        <w:rPr>
+          <w:rFonts w:hint="eastAsia"/>
+        </w:rPr>
+        <w:t xml:space="preserve">报告，不在列表打标记；启动检测前会提示结果仅供参考，建议用</w:t>
+      </w:r>
+      <w:r>
+        <w:t xml:space="preserve"> Q </w:t>
+      </w:r>
+      <w:r>
+        <w:rPr>
+          <w:rFonts w:hint="eastAsia"/>
+        </w:rPr>
+        <w:t xml:space="preserve">群专用检测工具）/</w:t>
+      </w:r>
+      <w:r>
+        <w:t xml:space="preserve"> </w:t>
+      </w:r>
+      <w:r>
+        <w:rPr>
+          <w:rFonts w:hint="eastAsia"/>
+        </w:rPr>
+        <w:t xml:space="preserve">重复歌曲清理（移回收站可恢复）/</w:t>
+      </w:r>
+      <w:r>
+        <w:t xml:space="preserve"> </w:t>
+      </w:r>
+      <w:r>
+        <w:rPr>
+          <w:rFonts w:hint="eastAsia"/>
+        </w:rPr>
+        <w:t xml:space="preserve">导出诊断包（zip）/</w:t>
+      </w:r>
+      <w:r>
+        <w:t xml:space="preserve"> </w:t>
+      </w:r>
+      <w:r>
+        <w:rPr>
+          <w:rFonts w:hint="eastAsia"/>
+        </w:rPr>
+        <w:t xml:space="preserve">复制诊断摘要（轻量报障直接粘贴）/</w:t>
+      </w:r>
+      <w:r>
+        <w:t xml:space="preserve"> </w:t>
+      </w:r>
+      <w:r>
+        <w:rPr>
+          <w:rFonts w:hint="eastAsia"/>
+        </w:rPr>
+        <w:t xml:space="preserve">听歌报告</w:t>
+      </w:r>
+    </w:p>
+    <w:p>
+      <w:pPr>
+        <w:pStyle w:val="BodyText"/>
+      </w:pPr>
+      <w:r>
+        <w:rPr>
+          <w:rFonts w:hint="eastAsia"/>
+          <w:b/>
+          <w:bCs/>
+        </w:rPr>
+        <w:t xml:space="preserve">下载</w:t>
+      </w:r>
+      <w:r>
+        <w:rPr>
+          <w:rFonts w:hint="eastAsia"/>
+        </w:rPr>
+        <w:t xml:space="preserve">：下载目录更改/恢复默认；保存歌词/封面开关（嵌入标签始终执行）</w:t>
+      </w:r>
+    </w:p>
+    <w:p>
+      <w:pPr>
+        <w:pStyle w:val="BodyText"/>
+      </w:pPr>
+      <w:r>
+        <w:rPr>
+          <w:rFonts w:hint="eastAsia"/>
+          <w:b/>
+          <w:bCs/>
+        </w:rPr>
+        <w:t xml:space="preserve">更新与关于</w:t>
+      </w:r>
+      <w:r>
+        <w:rPr>
+          <w:rFonts w:hint="eastAsia"/>
+        </w:rPr>
+        <w:t xml:space="preserve">：检查更新（差量更新，只下载变化分块）/</w:t>
+      </w:r>
+      <w:r>
+        <w:t xml:space="preserve"> </w:t>
+      </w:r>
+      <w:r>
+        <w:rPr>
+          <w:rFonts w:hint="eastAsia"/>
+        </w:rPr>
+        <w:t xml:space="preserve">更新后首次启动自动弹「本版新变化」/</w:t>
+      </w:r>
+      <w:r>
+        <w:t xml:space="preserve"> GitHub </w:t>
+      </w:r>
+      <w:r>
+        <w:rPr>
+          <w:rFonts w:hint="eastAsia"/>
+        </w:rPr>
+        <w:t xml:space="preserve">仓库</w:t>
       </w:r>
       <w:r>
         <w:t xml:space="preserve"> / </w:t>
@@ -3827,125 +3946,6 @@
         <w:rPr>
           <w:rFonts w:hint="eastAsia"/>
         </w:rPr>
-        <w:t xml:space="preserve">无损鉴别（整库/文件夹/单曲三种范围，四方法加权融合，可导出</w:t>
-      </w:r>
-      <w:r>
-        <w:t xml:space="preserve"> CSV/HTML </w:t>
-      </w:r>
-      <w:r>
-        <w:rPr>
-          <w:rFonts w:hint="eastAsia"/>
-        </w:rPr>
-        <w:t xml:space="preserve">报告，不在列表打标记；启动检测前会提示结果仅供参考，建议用</w:t>
-      </w:r>
-      <w:r>
-        <w:t xml:space="preserve"> Q </w:t>
-      </w:r>
-      <w:r>
-        <w:rPr>
-          <w:rFonts w:hint="eastAsia"/>
-        </w:rPr>
-        <w:t xml:space="preserve">群专用检测工具）/</w:t>
-      </w:r>
-      <w:r>
-        <w:t xml:space="preserve"> </w:t>
-      </w:r>
-      <w:r>
-        <w:rPr>
-          <w:rFonts w:hint="eastAsia"/>
-        </w:rPr>
-        <w:t xml:space="preserve">重复歌曲清理（移回收站可恢复）/</w:t>
-      </w:r>
-      <w:r>
-        <w:t xml:space="preserve"> </w:t>
-      </w:r>
-      <w:r>
-        <w:rPr>
-          <w:rFonts w:hint="eastAsia"/>
-        </w:rPr>
-        <w:t xml:space="preserve">导出诊断包（zip）/</w:t>
-      </w:r>
-      <w:r>
-        <w:t xml:space="preserve"> </w:t>
-      </w:r>
-      <w:r>
-        <w:rPr>
-          <w:rFonts w:hint="eastAsia"/>
-        </w:rPr>
-        <w:t xml:space="preserve">复制诊断摘要（轻量报障直接粘贴）/</w:t>
-      </w:r>
-      <w:r>
-        <w:t xml:space="preserve"> </w:t>
-      </w:r>
-      <w:r>
-        <w:rPr>
-          <w:rFonts w:hint="eastAsia"/>
-        </w:rPr>
-        <w:t xml:space="preserve">听歌报告</w:t>
-      </w:r>
-    </w:p>
-    <w:p>
-      <w:pPr>
-        <w:pStyle w:val="BodyText"/>
-      </w:pPr>
-      <w:r>
-        <w:rPr>
-          <w:rFonts w:hint="eastAsia"/>
-          <w:b/>
-          <w:bCs/>
-        </w:rPr>
-        <w:t xml:space="preserve">下载</w:t>
-      </w:r>
-      <w:r>
-        <w:rPr>
-          <w:rFonts w:hint="eastAsia"/>
-        </w:rPr>
-        <w:t xml:space="preserve">：下载目录更改/恢复默认；保存歌词/封面开关（嵌入标签始终执行）</w:t>
-      </w:r>
-    </w:p>
-    <w:p>
-      <w:pPr>
-        <w:pStyle w:val="BodyText"/>
-      </w:pPr>
-      <w:r>
-        <w:rPr>
-          <w:rFonts w:hint="eastAsia"/>
-          <w:b/>
-          <w:bCs/>
-        </w:rPr>
-        <w:t xml:space="preserve">更新与关于</w:t>
-      </w:r>
-      <w:r>
-        <w:rPr>
-          <w:rFonts w:hint="eastAsia"/>
-        </w:rPr>
-        <w:t xml:space="preserve">：检查更新（差量更新，只下载变化分块）/</w:t>
-      </w:r>
-      <w:r>
-        <w:t xml:space="preserve"> </w:t>
-      </w:r>
-      <w:r>
-        <w:rPr>
-          <w:rFonts w:hint="eastAsia"/>
-        </w:rPr>
-        <w:t xml:space="preserve">更新后首次启动自动弹「本版新变化」/</w:t>
-      </w:r>
-      <w:r>
-        <w:t xml:space="preserve"> GitHub </w:t>
-      </w:r>
-      <w:r>
-        <w:rPr>
-          <w:rFonts w:hint="eastAsia"/>
-        </w:rPr>
-        <w:t xml:space="preserve">仓库</w:t>
-      </w:r>
-      <w:r>
-        <w:t xml:space="preserve"> / </w:t>
-      </w:r>
-      <w:r>
-        <w:rPr>
-          <w:rFonts w:hint="eastAsia"/>
-        </w:rPr>
         <w:t xml:space="preserve">鸣谢</w:t>
       </w:r>
     </w:p>
@@ -3965,7 +3965,16 @@
         <w:rPr>
           <w:rFonts w:hint="eastAsia"/>
         </w:rPr>
-        <w:t xml:space="preserve">：洛雪自定义音源脚本导入/启停/删除；导入后播放与歌词优先走音源，多音源自动回退。安全提示：音源脚本在隔离沙箱子进程中运行（已禁用</w:t>
+        <w:t xml:space="preserve">：洛雪自定义音源脚本导入/启停/删除，支持本地</w:t>
+      </w:r>
+      <w:r>
+        <w:t xml:space="preserve"> .js </w:t>
+      </w:r>
+      <w:r>
+        <w:rPr>
+          <w:rFonts w:hint="eastAsia"/>
+        </w:rPr>
+        <w:t xml:space="preserve">文件与「在线导入」粘贴链接两种方式；导入后播放与歌词优先走音源，多音源自动回退。安全提示：音源脚本在隔离沙箱子进程中运行（已禁用</w:t>
       </w:r>
       <w:r>
         <w:t xml:space="preserve"> eval/Function </w:t>
@@ -4570,7 +4579,52 @@
         <w:rPr>
           <w:rFonts w:hint="eastAsia"/>
         </w:rPr>
-        <w:t xml:space="preserve">显示/退出；默认关窗即退出（保证更新顺利安装），可开「驻留托盘」</w:t>
+        <w:t xml:space="preserve">显示/退出；点窗口</w:t>
+      </w:r>
+      <w:r>
+        <w:t xml:space="preserve"> ✕ </w:t>
+      </w:r>
+      <w:r>
+        <w:rPr>
+          <w:rFonts w:hint="eastAsia"/>
+        </w:rPr>
+        <w:t xml:space="preserve">默认弹窗询问（最小化到托盘/彻底退出，可勾选「以后都这样执行」），可在</w:t>
+      </w:r>
+      <w:r>
+        <w:t xml:space="preserve"> </w:t>
+      </w:r>
+      <w:r>
+        <w:rPr>
+          <w:rFonts w:hint="eastAsia"/>
+        </w:rPr>
+        <w:t xml:space="preserve">设置</w:t>
+      </w:r>
+      <w:r>
+        <w:t xml:space="preserve"> → </w:t>
+      </w:r>
+      <w:r>
+        <w:rPr>
+          <w:rFonts w:hint="eastAsia"/>
+        </w:rPr>
+        <w:t xml:space="preserve">常规</w:t>
+      </w:r>
+      <w:r>
+        <w:t xml:space="preserve"> → </w:t>
+      </w:r>
+      <w:r>
+        <w:rPr>
+          <w:rFonts w:hint="eastAsia"/>
+        </w:rPr>
+        <w:t xml:space="preserve">关闭按钮行为</w:t>
+      </w:r>
+      <w:r>
+        <w:t xml:space="preserve"> </w:t>
+      </w:r>
+      <w:r>
+        <w:rPr>
+          <w:rFonts w:hint="eastAsia"/>
+        </w:rPr>
+        <w:t xml:space="preserve">修改</w:t>
       </w:r>
     </w:p>
     <w:p>

--- a/docs/安妮播放器全功能介绍与使用说明.docx
+++ b/docs/安妮播放器全功能介绍与使用说明.docx
@@ -38,7 +38,7 @@
         <w:pStyle w:val="Date"/>
       </w:pPr>
       <w:r>
-        <w:t xml:space="preserve">V4.3.2 · 2026-09-27</w:t>
+        <w:t xml:space="preserve">V4.3.3 · 2026-09-27</w:t>
       </w:r>
     </w:p>
     <w:sdt>
@@ -1991,6 +1991,15 @@
         <w:rPr>
           <w:rFonts w:hint="eastAsia"/>
         </w:rPr>
+        <w:t xml:space="preserve">批量匹配歌词（多选时出现）/</w:t>
+      </w:r>
+      <w:r>
+        <w:t xml:space="preserve"> </w:t>
+      </w:r>
+      <w:r>
+        <w:rPr>
+          <w:rFonts w:hint="eastAsia"/>
+        </w:rPr>
         <w:t xml:space="preserve">从列表移除（不删文件）</w:t>
       </w:r>
     </w:p>
@@ -4263,6 +4272,70 @@
           <w:rFonts w:hint="eastAsia"/>
         </w:rPr>
         <w:t xml:space="preserve">嵌入标签；应用后正在播放的文件自动重载</w:t>
+      </w:r>
+    </w:p>
+    <w:p>
+      <w:pPr>
+        <w:pStyle w:val="BodyText"/>
+      </w:pPr>
+      <w:r>
+        <w:rPr>
+          <w:rFonts w:hint="eastAsia"/>
+          <w:b/>
+          <w:bCs/>
+        </w:rPr>
+        <w:t xml:space="preserve">批量匹配歌词</w:t>
+      </w:r>
+      <w:r>
+        <w:rPr>
+          <w:rFonts w:hint="eastAsia"/>
+        </w:rPr>
+        <w:t xml:space="preserve">：设置</w:t>
+      </w:r>
+      <w:r>
+        <w:t xml:space="preserve"> → </w:t>
+      </w:r>
+      <w:r>
+        <w:rPr>
+          <w:rFonts w:hint="eastAsia"/>
+        </w:rPr>
+        <w:t xml:space="preserve">歌词「批量匹配歌词」（整个曲库</w:t>
+      </w:r>
+      <w:r>
+        <w:t xml:space="preserve"> / </w:t>
+      </w:r>
+      <w:r>
+        <w:rPr>
+          <w:rFonts w:hint="eastAsia"/>
+        </w:rPr>
+        <w:t xml:space="preserve">文件夹）或</w:t>
+      </w:r>
+      <w:r>
+        <w:t xml:space="preserve"> FB2K </w:t>
+      </w:r>
+      <w:r>
+        <w:rPr>
+          <w:rFonts w:hint="eastAsia"/>
+        </w:rPr>
+        <w:t xml:space="preserve">多选右键：五平台搜索取最高分，匹配度</w:t>
+      </w:r>
+      <w:r>
+        <w:t xml:space="preserve"> ≥80% </w:t>
+      </w:r>
+      <w:r>
+        <w:rPr>
+          <w:rFonts w:hint="eastAsia"/>
+        </w:rPr>
+        <w:t xml:space="preserve">自动保存旁挂</w:t>
+      </w:r>
+      <w:r>
+        <w:t xml:space="preserve"> </w:t>
+      </w:r>
+      <w:r>
+        <w:rPr>
+          <w:rFonts w:hint="eastAsia"/>
+        </w:rPr>
+        <w:t xml:space="preserve">.lrc（含翻译行）；已有歌词默认跳过（可勾选覆盖），未匹配的列清单；进度条实时显示，可随时取消</w:t>
       </w:r>
     </w:p>
     <w:bookmarkEnd w:id="14"/>

--- a/docs/安妮播放器全功能介绍与使用说明.docx
+++ b/docs/安妮播放器全功能介绍与使用说明.docx
@@ -38,7 +38,7 @@
         <w:pStyle w:val="Date"/>
       </w:pPr>
       <w:r>
-        <w:t xml:space="preserve">V4.3.3 · 2026-09-27</w:t>
+        <w:t xml:space="preserve">V4.3.5 · 2026-09-28</w:t>
       </w:r>
     </w:p>
     <w:sdt>
@@ -2438,6 +2438,15 @@
         <w:t xml:space="preserve">桌面歌词</w:t>
       </w:r>
       <w:r>
+        <w:t xml:space="preserve"> / ♥ </w:t>
+      </w:r>
+      <w:r>
+        <w:rPr>
+          <w:rFonts w:hint="eastAsia"/>
+        </w:rPr>
+        <w:t xml:space="preserve">收藏播放中的在线歌曲</w:t>
+      </w:r>
+      <w:r>
         <w:t xml:space="preserve"> / ⚙ </w:t>
       </w:r>
       <w:r>
@@ -2626,7 +2635,16 @@
         <w:rPr>
           <w:rFonts w:hint="eastAsia"/>
         </w:rPr>
-        <w:t xml:space="preserve">随机播放</w:t>
+        <w:t xml:space="preserve">随机播放；在线歌单：☁️</w:t>
+      </w:r>
+      <w:r>
+        <w:t xml:space="preserve"> </w:t>
+      </w:r>
+      <w:r>
+        <w:rPr>
+          <w:rFonts w:hint="eastAsia"/>
+        </w:rPr>
+        <w:t xml:space="preserve">流媒体收藏列表（同套操作）</w:t>
       </w:r>
     </w:p>
     <w:p>
@@ -2997,7 +3015,107 @@
         <w:rPr>
           <w:rFonts w:hint="eastAsia"/>
         </w:rPr>
-        <w:t xml:space="preserve">直达；专辑页签搜专辑名、点卡片看全碟曲目（支持酷狗/酷我/QQ/网易四平台）；搜索历史自动记忆；批量下载已加载结果</w:t>
+        <w:t xml:space="preserve">直达；专辑页签搜专辑名、点卡片看全碟曲目（支持酷狗/酷我/QQ/网易四平台）；搜索历史自动记忆；批量下载已加载结果；歌曲行</w:t>
+      </w:r>
+      <w:r>
+        <w:t xml:space="preserve"> ♥ </w:t>
+      </w:r>
+      <w:r>
+        <w:rPr>
+          <w:rFonts w:hint="eastAsia"/>
+        </w:rPr>
+        <w:t xml:space="preserve">收藏到在线歌单、专辑详情「♥</w:t>
+      </w:r>
+      <w:r>
+        <w:t xml:space="preserve"> </w:t>
+      </w:r>
+      <w:r>
+        <w:rPr>
+          <w:rFonts w:hint="eastAsia"/>
+        </w:rPr>
+        <w:t xml:space="preserve">收藏整专」、顶栏</w:t>
+      </w:r>
+      <w:r>
+        <w:t xml:space="preserve"> ♥ </w:t>
+      </w:r>
+      <w:r>
+        <w:rPr>
+          <w:rFonts w:hint="eastAsia"/>
+        </w:rPr>
+        <w:t xml:space="preserve">收藏播放中的在线歌</w:t>
+      </w:r>
+    </w:p>
+    <w:p>
+      <w:pPr>
+        <w:pStyle w:val="BodyText"/>
+      </w:pPr>
+      <w:r>
+        <w:rPr>
+          <w:rFonts w:hint="eastAsia"/>
+          <w:b/>
+          <w:bCs/>
+        </w:rPr>
+        <w:t xml:space="preserve">在线歌单（流媒体收藏）</w:t>
+      </w:r>
+      <w:r>
+        <w:rPr>
+          <w:rFonts w:hint="eastAsia"/>
+        </w:rPr>
+        <w:t xml:space="preserve">：侧栏「在线歌单」分组：＋</w:t>
+      </w:r>
+      <w:r>
+        <w:t xml:space="preserve"> </w:t>
+      </w:r>
+      <w:r>
+        <w:rPr>
+          <w:rFonts w:hint="eastAsia"/>
+        </w:rPr>
+        <w:t xml:space="preserve">新建、✕</w:t>
+      </w:r>
+      <w:r>
+        <w:t xml:space="preserve"> </w:t>
+      </w:r>
+      <w:r>
+        <w:rPr>
+          <w:rFonts w:hint="eastAsia"/>
+        </w:rPr>
+        <w:t xml:space="preserve">删除、点列表名改名、▶</w:t>
+      </w:r>
+      <w:r>
+        <w:t xml:space="preserve"> </w:t>
+      </w:r>
+      <w:r>
+        <w:rPr>
+          <w:rFonts w:hint="eastAsia"/>
+        </w:rPr>
+        <w:t xml:space="preserve">播放</w:t>
+      </w:r>
+      <w:r>
+        <w:t xml:space="preserve"> / 🔀 </w:t>
+      </w:r>
+      <w:r>
+        <w:rPr>
+          <w:rFonts w:hint="eastAsia"/>
+        </w:rPr>
+        <w:t xml:space="preserve">随机播放；收藏存平台曲目信息（不存播放地址），每次播放现解析</w:t>
+      </w:r>
+      <w:r>
+        <w:t xml:space="preserve"> URL </w:t>
+      </w:r>
+      <w:r>
+        <w:rPr>
+          <w:rFonts w:hint="eastAsia"/>
+        </w:rPr>
+        <w:t xml:space="preserve">不怕过期，歌词/封面/独占输出全自动；与本地播放列表互不相混；行内</w:t>
+      </w:r>
+      <w:r>
+        <w:t xml:space="preserve"> ✕ </w:t>
+      </w:r>
+      <w:r>
+        <w:rPr>
+          <w:rFonts w:hint="eastAsia"/>
+        </w:rPr>
+        <w:t xml:space="preserve">移除单曲；在线播放联动全局播放模式（顺序/随机/单曲循环）</w:t>
       </w:r>
     </w:p>
     <w:p>

--- a/docs/安妮播放器全功能介绍与使用说明.docx
+++ b/docs/安妮播放器全功能介绍与使用说明.docx
@@ -38,7 +38,7 @@
         <w:pStyle w:val="Date"/>
       </w:pPr>
       <w:r>
-        <w:t xml:space="preserve">V4.3.5 · 2026-09-28</w:t>
+        <w:t xml:space="preserve">V4.3.6 · 2026-09-28</w:t>
       </w:r>
     </w:p>
     <w:sdt>
@@ -3006,7 +3006,16 @@
         <w:rPr>
           <w:rFonts w:hint="eastAsia"/>
         </w:rPr>
-        <w:t xml:space="preserve">收藏（跨启动保留）；「导入歌单」粘贴五大平台链接或纯数字</w:t>
+        <w:t xml:space="preserve">收藏（跨启动保留，侧栏「收藏的歌单」分组直达，✕</w:t>
+      </w:r>
+      <w:r>
+        <w:t xml:space="preserve"> </w:t>
+      </w:r>
+      <w:r>
+        <w:rPr>
+          <w:rFonts w:hint="eastAsia"/>
+        </w:rPr>
+        <w:t xml:space="preserve">取消）；「导入歌单」粘贴五大平台链接或纯数字</w:t>
       </w:r>
       <w:r>
         <w:t xml:space="preserve"> ID </w:t>
@@ -3097,7 +3106,7 @@
         <w:rPr>
           <w:rFonts w:hint="eastAsia"/>
         </w:rPr>
-        <w:t xml:space="preserve">随机播放；收藏存平台曲目信息（不存播放地址），每次播放现解析</w:t>
+        <w:t xml:space="preserve">随机播放；封面默认取第一首曲目封面（整专收藏即专辑封面）；收藏存平台曲目信息（不存播放地址），每次播放现解析</w:t>
       </w:r>
       <w:r>
         <w:t xml:space="preserve"> URL </w:t>
@@ -3116,6 +3125,246 @@
           <w:rFonts w:hint="eastAsia"/>
         </w:rPr>
         <w:t xml:space="preserve">移除单曲；在线播放联动全局播放模式（顺序/随机/单曲循环）</w:t>
+      </w:r>
+    </w:p>
+    <w:p>
+      <w:pPr>
+        <w:pStyle w:val="BodyText"/>
+      </w:pPr>
+      <w:r>
+        <w:rPr>
+          <w:rFonts w:hint="eastAsia"/>
+          <w:b/>
+          <w:bCs/>
+        </w:rPr>
+        <w:t xml:space="preserve">Qobuz（侧栏</w:t>
+      </w:r>
+      <w:r>
+        <w:rPr>
+          <w:b/>
+          <w:bCs/>
+        </w:rPr>
+        <w:t xml:space="preserve"> </w:t>
+      </w:r>
+      <w:r>
+        <w:rPr>
+          <w:rFonts w:hint="eastAsia"/>
+          <w:b/>
+          <w:bCs/>
+        </w:rPr>
+        <w:t xml:space="preserve">🔷）</w:t>
+      </w:r>
+      <w:r>
+        <w:rPr>
+          <w:rFonts w:hint="eastAsia"/>
+        </w:rPr>
+        <w:t xml:space="preserve">：登录自己的</w:t>
+      </w:r>
+      <w:r>
+        <w:t xml:space="preserve"> Qobuz </w:t>
+      </w:r>
+      <w:r>
+        <w:rPr>
+          <w:rFonts w:hint="eastAsia"/>
+        </w:rPr>
+        <w:t xml:space="preserve">付费账号（邮箱+密码</w:t>
+      </w:r>
+      <w:r>
+        <w:t xml:space="preserve"> </w:t>
+      </w:r>
+      <w:r>
+        <w:rPr>
+          <w:rFonts w:hint="eastAsia"/>
+        </w:rPr>
+        <w:t xml:space="preserve">或</w:t>
+      </w:r>
+      <w:r>
+        <w:t xml:space="preserve"> </w:t>
+      </w:r>
+      <w:r>
+        <w:rPr>
+          <w:rFonts w:hint="eastAsia"/>
+        </w:rPr>
+        <w:t xml:space="preserve">user_auth_token，凭据仅本机加密保存）：搜索专辑/单曲/歌单，收藏专辑/收藏单曲/我的歌单快捷入口，详情页点曲目即播——最高</w:t>
+      </w:r>
+      <w:r>
+        <w:t xml:space="preserve"> 24bit/192kHz FLAC </w:t>
+      </w:r>
+      <w:r>
+        <w:rPr>
+          <w:rFonts w:hint="eastAsia"/>
+        </w:rPr>
+        <w:t xml:space="preserve">直链，bit-perfect</w:t>
+      </w:r>
+      <w:r>
+        <w:t xml:space="preserve"> </w:t>
+      </w:r>
+      <w:r>
+        <w:rPr>
+          <w:rFonts w:hint="eastAsia"/>
+        </w:rPr>
+        <w:t xml:space="preserve">独占输出与本地同一管线；歌词按标题+艺人走五大平台兜底匹配（Qobuz</w:t>
+      </w:r>
+      <w:r>
+        <w:t xml:space="preserve"> </w:t>
+      </w:r>
+      <w:r>
+        <w:rPr>
+          <w:rFonts w:hint="eastAsia"/>
+        </w:rPr>
+        <w:t xml:space="preserve">无歌词接口，含翻译行）；音质四档可选，顶栏实时显示播放音质；详情页</w:t>
+      </w:r>
+      <w:r>
+        <w:t xml:space="preserve"> ♥ </w:t>
+      </w:r>
+      <w:r>
+        <w:rPr>
+          <w:rFonts w:hint="eastAsia"/>
+        </w:rPr>
+        <w:t xml:space="preserve">收藏专辑/歌单到</w:t>
+      </w:r>
+      <w:r>
+        <w:t xml:space="preserve"> Qobuz </w:t>
+      </w:r>
+      <w:r>
+        <w:rPr>
+          <w:rFonts w:hint="eastAsia"/>
+        </w:rPr>
+        <w:t xml:space="preserve">账号（与官方</w:t>
+      </w:r>
+      <w:r>
+        <w:t xml:space="preserve"> App </w:t>
+      </w:r>
+      <w:r>
+        <w:rPr>
+          <w:rFonts w:hint="eastAsia"/>
+        </w:rPr>
+        <w:t xml:space="preserve">实时同步，再点取消）</w:t>
+      </w:r>
+    </w:p>
+    <w:p>
+      <w:pPr>
+        <w:pStyle w:val="BodyText"/>
+      </w:pPr>
+      <w:r>
+        <w:rPr>
+          <w:b/>
+          <w:bCs/>
+        </w:rPr>
+        <w:t xml:space="preserve">Qobuz </w:t>
+      </w:r>
+      <w:r>
+        <w:rPr>
+          <w:rFonts w:hint="eastAsia"/>
+          <w:b/>
+          <w:bCs/>
+        </w:rPr>
+        <w:t xml:space="preserve">下载</w:t>
+      </w:r>
+      <w:r>
+        <w:rPr>
+          <w:rFonts w:hint="eastAsia"/>
+        </w:rPr>
+        <w:t xml:space="preserve">：曲目行</w:t>
+      </w:r>
+      <w:r>
+        <w:t xml:space="preserve"> ⬇ </w:t>
+      </w:r>
+      <w:r>
+        <w:rPr>
+          <w:rFonts w:hint="eastAsia"/>
+        </w:rPr>
+        <w:t xml:space="preserve">单曲下载</w:t>
+      </w:r>
+      <w:r>
+        <w:t xml:space="preserve"> / </w:t>
+      </w:r>
+      <w:r>
+        <w:rPr>
+          <w:rFonts w:hint="eastAsia"/>
+        </w:rPr>
+        <w:t xml:space="preserve">详情页「下载全部」/</w:t>
+      </w:r>
+      <w:r>
+        <w:t xml:space="preserve"> </w:t>
+      </w:r>
+      <w:r>
+        <w:rPr>
+          <w:rFonts w:hint="eastAsia"/>
+        </w:rPr>
+        <w:t xml:space="preserve">粘贴</w:t>
+      </w:r>
+      <w:r>
+        <w:t xml:space="preserve"> Qobuz </w:t>
+      </w:r>
+      <w:r>
+        <w:rPr>
+          <w:rFonts w:hint="eastAsia"/>
+        </w:rPr>
+        <w:t xml:space="preserve">链接或</w:t>
+      </w:r>
+      <w:r>
+        <w:t xml:space="preserve"> ID </w:t>
+      </w:r>
+      <w:r>
+        <w:rPr>
+          <w:rFonts w:hint="eastAsia"/>
+        </w:rPr>
+        <w:t xml:space="preserve">解析下载（专辑/单曲/歌单）；并发</w:t>
+      </w:r>
+      <w:r>
+        <w:t xml:space="preserve"> 3 + </w:t>
+      </w:r>
+      <w:r>
+        <w:rPr>
+          <w:rFonts w:hint="eastAsia"/>
+        </w:rPr>
+        <w:t xml:space="preserve">失败自动重试</w:t>
+      </w:r>
+      <w:r>
+        <w:t xml:space="preserve"> + </w:t>
+      </w:r>
+      <w:r>
+        <w:rPr>
+          <w:rFonts w:hint="eastAsia"/>
+        </w:rPr>
+        <w:t xml:space="preserve">断点续传；专辑自动按「艺人</w:t>
+      </w:r>
+      <w:r>
+        <w:t xml:space="preserve"> - </w:t>
+      </w:r>
+      <w:r>
+        <w:rPr>
+          <w:rFonts w:hint="eastAsia"/>
+        </w:rPr>
+        <w:t xml:space="preserve">专辑</w:t>
+      </w:r>
+      <w:r>
+        <w:t xml:space="preserve"> / </w:t>
+      </w:r>
+      <w:r>
+        <w:rPr>
+          <w:rFonts w:hint="eastAsia"/>
+        </w:rPr>
+        <w:t xml:space="preserve">序号</w:t>
+      </w:r>
+      <w:r>
+        <w:t xml:space="preserve"> - </w:t>
+      </w:r>
+      <w:r>
+        <w:rPr>
+          <w:rFonts w:hint="eastAsia"/>
+        </w:rPr>
+        <w:t xml:space="preserve">标题」归档；账号栏</w:t>
+      </w:r>
+      <w:r>
+        <w:t xml:space="preserve"> 📁 </w:t>
+      </w:r>
+      <w:r>
+        <w:rPr>
+          <w:rFonts w:hint="eastAsia"/>
+        </w:rPr>
+        <w:t xml:space="preserve">自选下载目录（默认与流媒体下载目录相同，可一键恢复默认），同名已存在自动跳过</w:t>
       </w:r>
     </w:p>
     <w:p>

--- a/docs/安妮播放器全功能介绍与使用说明.docx
+++ b/docs/安妮播放器全功能介绍与使用说明.docx
@@ -38,7 +38,7 @@
         <w:pStyle w:val="Date"/>
       </w:pPr>
       <w:r>
-        <w:t xml:space="preserve">V4.3.6 · 2026-09-28</w:t>
+        <w:t xml:space="preserve">V4.3.8 · 2026-09-28</w:t>
       </w:r>
     </w:p>
     <w:sdt>
@@ -2645,6 +2645,58 @@
           <w:rFonts w:hint="eastAsia"/>
         </w:rPr>
         <w:t xml:space="preserve">流媒体收藏列表（同套操作）</w:t>
+      </w:r>
+    </w:p>
+    <w:p>
+      <w:pPr>
+        <w:pStyle w:val="BodyText"/>
+      </w:pPr>
+      <w:r>
+        <w:rPr>
+          <w:rFonts w:hint="eastAsia"/>
+          <w:b/>
+          <w:bCs/>
+        </w:rPr>
+        <w:t xml:space="preserve">歌曲视图</w:t>
+      </w:r>
+      <w:r>
+        <w:rPr>
+          <w:b/>
+          <w:bCs/>
+        </w:rPr>
+        <w:t xml:space="preserve"> · A–Z </w:t>
+      </w:r>
+      <w:r>
+        <w:rPr>
+          <w:rFonts w:hint="eastAsia"/>
+          <w:b/>
+          <w:bCs/>
+        </w:rPr>
+        <w:t xml:space="preserve">索引</w:t>
+      </w:r>
+      <w:r>
+        <w:rPr>
+          <w:rFonts w:hint="eastAsia"/>
+        </w:rPr>
+        <w:t xml:space="preserve">：「歌曲」按标题首字母排序（中文按拼音，数字/符号归末尾</w:t>
+      </w:r>
+      <w:r>
+        <w:t xml:space="preserve"> # </w:t>
+      </w:r>
+      <w:r>
+        <w:rPr>
+          <w:rFonts w:hint="eastAsia"/>
+        </w:rPr>
+        <w:t xml:space="preserve">组，搜索结果同样排序）；右侧悬浮</w:t>
+      </w:r>
+      <w:r>
+        <w:t xml:space="preserve"> A–Z </w:t>
+      </w:r>
+      <w:r>
+        <w:rPr>
+          <w:rFonts w:hint="eastAsia"/>
+        </w:rPr>
+        <w:t xml:space="preserve">索引栏：点击平滑跳转、滚动时当前字母高亮、无曲目的字母置灰；歌词栏展开/收起时索引栏自动跟随移动</w:t>
       </w:r>
     </w:p>
     <w:p>

--- a/docs/安妮播放器全功能介绍与使用说明.docx
+++ b/docs/安妮播放器全功能介绍与使用说明.docx
@@ -38,7 +38,7 @@
         <w:pStyle w:val="Date"/>
       </w:pPr>
       <w:r>
-        <w:t xml:space="preserve">V4.3.8 · 2026-09-28</w:t>
+        <w:t xml:space="preserve">V4.3.10 · 2026-09-29</w:t>
       </w:r>
     </w:p>
     <w:sdt>
@@ -4227,7 +4227,34 @@
         <w:rPr>
           <w:rFonts w:hint="eastAsia"/>
         </w:rPr>
-        <w:t xml:space="preserve">秒自动刷新</w:t>
+        <w:t xml:space="preserve">秒自动刷新（V4.3.10</w:t>
+      </w:r>
+      <w:r>
+        <w:t xml:space="preserve"> </w:t>
+      </w:r>
+      <w:r>
+        <w:rPr>
+          <w:rFonts w:hint="eastAsia"/>
+        </w:rPr>
+        <w:t xml:space="preserve">起监听扫描在后台线程执行+30</w:t>
+      </w:r>
+      <w:r>
+        <w:t xml:space="preserve"> </w:t>
+      </w:r>
+      <w:r>
+        <w:rPr>
+          <w:rFonts w:hint="eastAsia"/>
+        </w:rPr>
+        <w:t xml:space="preserve">秒限频，大曲库不卡界面）；请勿把整个盘符（如</w:t>
+      </w:r>
+      <w:r>
+        <w:t xml:space="preserve"> </w:t>
+      </w:r>
+      <w:r>
+        <w:rPr>
+          <w:rFonts w:hint="eastAsia"/>
+        </w:rPr>
+        <w:t xml:space="preserve">F:）添加为媒体库——会弹警告，整盘扫描/监听极易卡顿</w:t>
       </w:r>
     </w:p>
     <w:p>

--- a/docs/安妮播放器全功能介绍与使用说明.docx
+++ b/docs/安妮播放器全功能介绍与使用说明.docx
@@ -38,7 +38,7 @@
         <w:pStyle w:val="Date"/>
       </w:pPr>
       <w:r>
-        <w:t xml:space="preserve">V4.3.10 · 2026-09-29</w:t>
+        <w:t xml:space="preserve">V4.3.12 · 2026-09-29</w:t>
       </w:r>
     </w:p>
     <w:sdt>
@@ -527,7 +527,19 @@
         <w:rPr>
           <w:rFonts w:hint="eastAsia"/>
         </w:rPr>
-        <w:t xml:space="preserve">DSD）；设备不支持时自动回落</w:t>
+        <w:t xml:space="preserve">DSD·实验，位流直推</w:t>
+      </w:r>
+      <w:r>
+        <w:t xml:space="preserve"> </w:t>
+      </w:r>
+      <w:r>
+        <w:rPr>
+          <w:rFonts w:hint="eastAsia"/>
+        </w:rPr>
+        <w:t xml:space="preserve">DAC，DSD64~512）；设备不支持时自动回落转</w:t>
+      </w:r>
+      <w:r>
+        <w:t xml:space="preserve"> PCM</w:t>
       </w:r>
     </w:p>
     <w:p>
@@ -3753,6 +3765,15 @@
         <w:rPr>
           <w:rFonts w:hint="eastAsia"/>
         </w:rPr>
+        <w:t xml:space="preserve">手机遥控（局域网配对）/</w:t>
+      </w:r>
+      <w:r>
+        <w:t xml:space="preserve"> </w:t>
+      </w:r>
+      <w:r>
+        <w:rPr>
+          <w:rFonts w:hint="eastAsia"/>
+        </w:rPr>
         <w:t xml:space="preserve">界面主题</w:t>
       </w:r>
       <w:r>
@@ -3898,7 +3919,25 @@
         <w:rPr>
           <w:rFonts w:hint="eastAsia"/>
         </w:rPr>
-        <w:t xml:space="preserve">输出健康卡片（爆音自查先看欠载计数）</w:t>
+        <w:t xml:space="preserve">输出健康卡片（爆音自查先看欠载计数）；插拔耳机/USB</w:t>
+      </w:r>
+      <w:r>
+        <w:t xml:space="preserve"> DAC </w:t>
+      </w:r>
+      <w:r>
+        <w:rPr>
+          <w:rFonts w:hint="eastAsia"/>
+        </w:rPr>
+        <w:t xml:space="preserve">自动识别（约</w:t>
+      </w:r>
+      <w:r>
+        <w:t xml:space="preserve"> 2 </w:t>
+      </w:r>
+      <w:r>
+        <w:rPr>
+          <w:rFonts w:hint="eastAsia"/>
+        </w:rPr>
+        <w:t xml:space="preserve">秒，弹提示不自动切换）</w:t>
       </w:r>
     </w:p>
     <w:p>
@@ -4129,7 +4168,16 @@
         <w:t xml:space="preserve">桌面歌词</w:t>
       </w:r>
       <w:r>
-        <w:t xml:space="preserve"> / AM </w:t>
+        <w:t xml:space="preserve"> / </w:t>
+      </w:r>
+      <w:r>
+        <w:rPr>
+          <w:rFonts w:hint="eastAsia"/>
+        </w:rPr>
+        <w:t xml:space="preserve">桌面歌词外观（颜色/对齐/单双行/字号/背景）/</w:t>
+      </w:r>
+      <w:r>
+        <w:t xml:space="preserve"> AM </w:t>
       </w:r>
       <w:r>
         <w:rPr>
@@ -4853,6 +4901,61 @@
           <w:b/>
           <w:bCs/>
         </w:rPr>
+        <w:t xml:space="preserve">手机遥控（局域网）</w:t>
+      </w:r>
+      <w:r>
+        <w:rPr>
+          <w:rFonts w:hint="eastAsia"/>
+        </w:rPr>
+        <w:t xml:space="preserve">：设置</w:t>
+      </w:r>
+      <w:r>
+        <w:t xml:space="preserve"> → </w:t>
+      </w:r>
+      <w:r>
+        <w:rPr>
+          <w:rFonts w:hint="eastAsia"/>
+        </w:rPr>
+        <w:t xml:space="preserve">常规</w:t>
+      </w:r>
+      <w:r>
+        <w:t xml:space="preserve"> → </w:t>
+      </w:r>
+      <w:r>
+        <w:rPr>
+          <w:rFonts w:hint="eastAsia"/>
+        </w:rPr>
+        <w:t xml:space="preserve">手机遥控开启后，手机连同一</w:t>
+      </w:r>
+      <w:r>
+        <w:t xml:space="preserve"> Wi-Fi </w:t>
+      </w:r>
+      <w:r>
+        <w:rPr>
+          <w:rFonts w:hint="eastAsia"/>
+        </w:rPr>
+        <w:t xml:space="preserve">浏览器打开所示地址，输入</w:t>
+      </w:r>
+      <w:r>
+        <w:t xml:space="preserve"> 4 </w:t>
+      </w:r>
+      <w:r>
+        <w:rPr>
+          <w:rFonts w:hint="eastAsia"/>
+        </w:rPr>
+        <w:t xml:space="preserve">位配对码即可遥控：封面/进度（点按跳转）/播放暂停/上下首/音量/播放模式/实时歌词（含翻译）。配对码可重置（已配对设备全部失效）</w:t>
+      </w:r>
+    </w:p>
+    <w:p>
+      <w:pPr>
+        <w:pStyle w:val="BodyText"/>
+      </w:pPr>
+      <w:r>
+        <w:rPr>
+          <w:rFonts w:hint="eastAsia"/>
+          <w:b/>
+          <w:bCs/>
+        </w:rPr>
         <w:t xml:space="preserve">系统媒体控制（SMTC）</w:t>
       </w:r>
       <w:r>
@@ -5171,7 +5274,16 @@
         <w:rPr>
           <w:rFonts w:hint="eastAsia"/>
         </w:rPr>
-        <w:t xml:space="preserve">填充；悬停工具钮：🔒</w:t>
+        <w:t xml:space="preserve">填充，支持流媒体/Qobuz</w:t>
+      </w:r>
+      <w:r>
+        <w:t xml:space="preserve"> </w:t>
+      </w:r>
+      <w:r>
+        <w:rPr>
+          <w:rFonts w:hint="eastAsia"/>
+        </w:rPr>
+        <w:t xml:space="preserve">歌词（含翻译）；悬停工具钮：🔒</w:t>
       </w:r>
       <w:r>
         <w:t xml:space="preserve"> </w:t>
@@ -5201,13 +5313,40 @@
         <w:t xml:space="preserve">透明度</w:t>
       </w:r>
       <w:r>
+        <w:t xml:space="preserve"> / ⚙ </w:t>
+      </w:r>
+      <w:r>
+        <w:rPr>
+          <w:rFonts w:hint="eastAsia"/>
+        </w:rPr>
+        <w:t xml:space="preserve">自定义面板</w:t>
+      </w:r>
+      <w:r>
         <w:t xml:space="preserve"> / ✕ </w:t>
       </w:r>
       <w:r>
         <w:rPr>
           <w:rFonts w:hint="eastAsia"/>
         </w:rPr>
-        <w:t xml:space="preserve">关闭；入口：AM</w:t>
+        <w:t xml:space="preserve">关闭；外观自定义（当前行颜色/未唱色/对齐/单双行/字号/背景深浅）也可在设置</w:t>
+      </w:r>
+      <w:r>
+        <w:t xml:space="preserve"> → </w:t>
+      </w:r>
+      <w:r>
+        <w:rPr>
+          <w:rFonts w:hint="eastAsia"/>
+        </w:rPr>
+        <w:t xml:space="preserve">歌词</w:t>
+      </w:r>
+      <w:r>
+        <w:t xml:space="preserve"> → </w:t>
+      </w:r>
+      <w:r>
+        <w:rPr>
+          <w:rFonts w:hint="eastAsia"/>
+        </w:rPr>
+        <w:t xml:space="preserve">桌面歌词外观统一调整，实时同步；入口：AM</w:t>
       </w:r>
       <w:r>
         <w:t xml:space="preserve"> </w:t>
